--- a/handouts/day1_handouts/technical_indicators_handout.docx
+++ b/handouts/day1_handouts/technical_indicators_handout.docx
@@ -10,7 +10,7 @@
         <w:rPr>
           <w:b/>
           <w:bCs/>
-          <w:color w:val="9A6B2C"/>
+          <w:color w:val="707070"/>
           <w:sz w:val="18"/>
           <w:szCs w:val="18"/>
         </w:rPr>
@@ -25,7 +25,7 @@
         <w:rPr>
           <w:b/>
           <w:bCs/>
-          <w:color w:val="14213D"/>
+          <w:color w:val="202020"/>
           <w:sz w:val="40"/>
           <w:szCs w:val="40"/>
         </w:rPr>
@@ -38,7 +38,7 @@
       </w:pPr>
       <w:r>
         <w:rPr>
-          <w:color w:val="3A3F4B"/>
+          <w:color w:val="3F3F3F"/>
           <w:sz w:val="22"/>
           <w:szCs w:val="22"/>
         </w:rPr>
@@ -54,7 +54,7 @@
         <w:rPr>
           <w:b/>
           <w:bCs/>
-          <w:color w:val="14213D"/>
+          <w:color w:val="202020"/>
           <w:sz w:val="32"/>
           <w:szCs w:val="32"/>
         </w:rPr>
@@ -81,7 +81,7 @@
         <w:tc>
           <w:tcPr>
             <w:tcW w:type="dxa" w:w="2200"/>
-            <w:shd w:fill="F1EEE3" w:val="clear"/>
+            <w:shd w:fill="EEEEEE" w:val="clear"/>
             <w:tcMar>
               <w:top w:type="dxa" w:w="100"/>
               <w:left w:type="dxa" w:w="120"/>
@@ -94,7 +94,7 @@
               <w:rPr>
                 <w:b/>
                 <w:bCs/>
-                <w:color w:val="3A3F4B"/>
+                <w:color w:val="3F3F3F"/>
                 <w:sz w:val="20"/>
                 <w:szCs w:val="20"/>
               </w:rPr>
@@ -117,7 +117,7 @@
               <w:rPr>
                 <w:b w:val="false"/>
                 <w:bCs w:val="false"/>
-                <w:color w:val="3A3F4B"/>
+                <w:color w:val="3F3F3F"/>
                 <w:sz w:val="20"/>
                 <w:szCs w:val="20"/>
               </w:rPr>
@@ -130,7 +130,7 @@
         <w:tc>
           <w:tcPr>
             <w:tcW w:type="dxa" w:w="2200"/>
-            <w:shd w:fill="F1EEE3" w:val="clear"/>
+            <w:shd w:fill="EEEEEE" w:val="clear"/>
             <w:tcMar>
               <w:top w:type="dxa" w:w="100"/>
               <w:left w:type="dxa" w:w="120"/>
@@ -143,7 +143,7 @@
               <w:rPr>
                 <w:b/>
                 <w:bCs/>
-                <w:color w:val="3A3F4B"/>
+                <w:color w:val="3F3F3F"/>
                 <w:sz w:val="20"/>
                 <w:szCs w:val="20"/>
               </w:rPr>
@@ -166,7 +166,7 @@
               <w:rPr>
                 <w:b w:val="false"/>
                 <w:bCs w:val="false"/>
-                <w:color w:val="3A3F4B"/>
+                <w:color w:val="3F3F3F"/>
                 <w:sz w:val="20"/>
                 <w:szCs w:val="20"/>
               </w:rPr>
@@ -179,7 +179,7 @@
         <w:tc>
           <w:tcPr>
             <w:tcW w:type="dxa" w:w="2200"/>
-            <w:shd w:fill="F1EEE3" w:val="clear"/>
+            <w:shd w:fill="EEEEEE" w:val="clear"/>
             <w:tcMar>
               <w:top w:type="dxa" w:w="100"/>
               <w:left w:type="dxa" w:w="120"/>
@@ -192,7 +192,7 @@
               <w:rPr>
                 <w:b/>
                 <w:bCs/>
-                <w:color w:val="3A3F4B"/>
+                <w:color w:val="3F3F3F"/>
                 <w:sz w:val="20"/>
                 <w:szCs w:val="20"/>
               </w:rPr>
@@ -215,7 +215,7 @@
               <w:rPr>
                 <w:b w:val="false"/>
                 <w:bCs w:val="false"/>
-                <w:color w:val="3A3F4B"/>
+                <w:color w:val="3F3F3F"/>
                 <w:sz w:val="20"/>
                 <w:szCs w:val="20"/>
               </w:rPr>
@@ -228,7 +228,7 @@
         <w:tc>
           <w:tcPr>
             <w:tcW w:type="dxa" w:w="2200"/>
-            <w:shd w:fill="F1EEE3" w:val="clear"/>
+            <w:shd w:fill="EEEEEE" w:val="clear"/>
             <w:tcMar>
               <w:top w:type="dxa" w:w="100"/>
               <w:left w:type="dxa" w:w="120"/>
@@ -241,7 +241,7 @@
               <w:rPr>
                 <w:b/>
                 <w:bCs/>
-                <w:color w:val="3A3F4B"/>
+                <w:color w:val="3F3F3F"/>
                 <w:sz w:val="20"/>
                 <w:szCs w:val="20"/>
               </w:rPr>
@@ -264,7 +264,7 @@
               <w:rPr>
                 <w:b w:val="false"/>
                 <w:bCs w:val="false"/>
-                <w:color w:val="3A3F4B"/>
+                <w:color w:val="3F3F3F"/>
                 <w:sz w:val="20"/>
                 <w:szCs w:val="20"/>
               </w:rPr>
@@ -280,7 +280,7 @@
       </w:pPr>
       <w:r>
         <w:rPr>
-          <w:color w:val="3A3F4B"/>
+          <w:color w:val="3F3F3F"/>
           <w:sz w:val="22"/>
           <w:szCs w:val="22"/>
         </w:rPr>
@@ -296,7 +296,7 @@
         <w:rPr>
           <w:b/>
           <w:bCs/>
-          <w:color w:val="14213D"/>
+          <w:color w:val="202020"/>
           <w:sz w:val="32"/>
           <w:szCs w:val="32"/>
         </w:rPr>
@@ -309,7 +309,7 @@
       </w:pPr>
       <w:r>
         <w:rPr>
-          <w:color w:val="3A3F4B"/>
+          <w:color w:val="3F3F3F"/>
           <w:sz w:val="22"/>
           <w:szCs w:val="22"/>
         </w:rPr>
@@ -319,12 +319,12 @@
     <w:p>
       <w:pPr>
         <w:pBdr>
-          <w:top w:val="single" w:color="D8D3C4" w:sz="4"/>
-          <w:bottom w:val="single" w:color="D8D3C4" w:sz="4"/>
-          <w:left w:val="single" w:color="D8D3C4" w:sz="4"/>
-          <w:right w:val="single" w:color="D8D3C4" w:sz="4"/>
+          <w:top w:val="single" w:color="D3D3D3" w:sz="4"/>
+          <w:bottom w:val="single" w:color="D3D3D3" w:sz="4"/>
+          <w:left w:val="single" w:color="D3D3D3" w:sz="4"/>
+          <w:right w:val="single" w:color="D3D3D3" w:sz="4"/>
         </w:pBdr>
-        <w:shd w:fill="F1EEE3" w:val="clear"/>
+        <w:shd w:fill="EEEEEE" w:val="clear"/>
         <w:spacing w:after="160" w:before="100"/>
         <w:ind w:left="431" w:right="431"/>
       </w:pPr>
@@ -332,7 +332,7 @@
         <w:rPr>
           <w:i/>
           <w:iCs/>
-          <w:color w:val="14213D"/>
+          <w:color w:val="202020"/>
           <w:sz w:val="22"/>
           <w:szCs w:val="22"/>
         </w:rPr>
@@ -348,7 +348,7 @@
         <w:rPr>
           <w:b/>
           <w:bCs/>
-          <w:color w:val="14213D"/>
+          <w:color w:val="202020"/>
           <w:sz w:val="32"/>
           <w:szCs w:val="32"/>
         </w:rPr>
@@ -366,7 +366,7 @@
       </w:pPr>
       <w:r>
         <w:rPr>
-          <w:color w:val="3A3F4B"/>
+          <w:color w:val="3F3F3F"/>
           <w:sz w:val="22"/>
           <w:szCs w:val="22"/>
         </w:rPr>
@@ -384,7 +384,7 @@
       </w:pPr>
       <w:r>
         <w:rPr>
-          <w:color w:val="3A3F4B"/>
+          <w:color w:val="3F3F3F"/>
           <w:sz w:val="22"/>
           <w:szCs w:val="22"/>
         </w:rPr>
@@ -402,7 +402,7 @@
       </w:pPr>
       <w:r>
         <w:rPr>
-          <w:color w:val="3A3F4B"/>
+          <w:color w:val="3F3F3F"/>
           <w:sz w:val="22"/>
           <w:szCs w:val="22"/>
         </w:rPr>
@@ -420,7 +420,7 @@
       </w:pPr>
       <w:r>
         <w:rPr>
-          <w:color w:val="3A3F4B"/>
+          <w:color w:val="3F3F3F"/>
           <w:sz w:val="22"/>
           <w:szCs w:val="22"/>
         </w:rPr>
@@ -436,7 +436,7 @@
         <w:rPr>
           <w:b/>
           <w:bCs/>
-          <w:color w:val="14213D"/>
+          <w:color w:val="202020"/>
           <w:sz w:val="32"/>
           <w:szCs w:val="32"/>
         </w:rPr>
@@ -454,7 +454,7 @@
       </w:pPr>
       <w:r>
         <w:rPr>
-          <w:color w:val="3A3F4B"/>
+          <w:color w:val="3F3F3F"/>
           <w:sz w:val="22"/>
           <w:szCs w:val="22"/>
         </w:rPr>
@@ -472,7 +472,7 @@
       </w:pPr>
       <w:r>
         <w:rPr>
-          <w:color w:val="3A3F4B"/>
+          <w:color w:val="3F3F3F"/>
           <w:sz w:val="22"/>
           <w:szCs w:val="22"/>
         </w:rPr>
@@ -490,7 +490,7 @@
       </w:pPr>
       <w:r>
         <w:rPr>
-          <w:color w:val="3A3F4B"/>
+          <w:color w:val="3F3F3F"/>
           <w:sz w:val="22"/>
           <w:szCs w:val="22"/>
         </w:rPr>
@@ -508,7 +508,7 @@
       </w:pPr>
       <w:r>
         <w:rPr>
-          <w:color w:val="3A3F4B"/>
+          <w:color w:val="3F3F3F"/>
           <w:sz w:val="22"/>
           <w:szCs w:val="22"/>
         </w:rPr>
@@ -524,7 +524,7 @@
         <w:rPr>
           <w:b/>
           <w:bCs/>
-          <w:color w:val="14213D"/>
+          <w:color w:val="202020"/>
           <w:sz w:val="32"/>
           <w:szCs w:val="32"/>
         </w:rPr>
@@ -537,7 +537,7 @@
       </w:pPr>
       <w:r>
         <w:rPr>
-          <w:color w:val="3A3F4B"/>
+          <w:color w:val="3F3F3F"/>
           <w:sz w:val="22"/>
           <w:szCs w:val="22"/>
         </w:rPr>
@@ -551,7 +551,7 @@
       <w:r>
         <w:rPr>
           <w:rFonts w:ascii="Courier New" w:cs="Courier New" w:eastAsia="Courier New" w:hAnsi="Courier New"/>
-          <w:color w:val="14213D"/>
+          <w:color w:val="202020"/>
           <w:sz w:val="20"/>
           <w:szCs w:val="20"/>
         </w:rPr>
@@ -564,7 +564,7 @@
       </w:pPr>
       <w:r>
         <w:rPr>
-          <w:color w:val="3A3F4B"/>
+          <w:color w:val="3F3F3F"/>
           <w:sz w:val="22"/>
           <w:szCs w:val="22"/>
         </w:rPr>
@@ -578,7 +578,7 @@
       <w:r>
         <w:rPr>
           <w:rFonts w:ascii="Courier New" w:cs="Courier New" w:eastAsia="Courier New" w:hAnsi="Courier New"/>
-          <w:color w:val="14213D"/>
+          <w:color w:val="202020"/>
           <w:sz w:val="20"/>
           <w:szCs w:val="20"/>
         </w:rPr>
@@ -594,7 +594,7 @@
         <w:rPr>
           <w:b/>
           <w:bCs/>
-          <w:color w:val="14213D"/>
+          <w:color w:val="202020"/>
           <w:sz w:val="32"/>
           <w:szCs w:val="32"/>
         </w:rPr>
@@ -607,7 +607,7 @@
       </w:pPr>
       <w:r>
         <w:rPr>
-          <w:color w:val="3A3F4B"/>
+          <w:color w:val="3F3F3F"/>
           <w:sz w:val="22"/>
           <w:szCs w:val="22"/>
         </w:rPr>
@@ -625,7 +625,7 @@
       </w:pPr>
       <w:r>
         <w:rPr>
-          <w:color w:val="3A3F4B"/>
+          <w:color w:val="3F3F3F"/>
           <w:sz w:val="22"/>
           <w:szCs w:val="22"/>
         </w:rPr>
@@ -643,7 +643,7 @@
       </w:pPr>
       <w:r>
         <w:rPr>
-          <w:color w:val="3A3F4B"/>
+          <w:color w:val="3F3F3F"/>
           <w:sz w:val="22"/>
           <w:szCs w:val="22"/>
         </w:rPr>
@@ -661,7 +661,7 @@
       </w:pPr>
       <w:r>
         <w:rPr>
-          <w:color w:val="3A3F4B"/>
+          <w:color w:val="3F3F3F"/>
           <w:sz w:val="22"/>
           <w:szCs w:val="22"/>
         </w:rPr>
@@ -677,7 +677,7 @@
         <w:rPr>
           <w:b/>
           <w:bCs/>
-          <w:color w:val="14213D"/>
+          <w:color w:val="202020"/>
           <w:sz w:val="32"/>
           <w:szCs w:val="32"/>
         </w:rPr>
@@ -690,7 +690,7 @@
       </w:pPr>
       <w:r>
         <w:rPr>
-          <w:color w:val="3A3F4B"/>
+          <w:color w:val="3F3F3F"/>
           <w:sz w:val="22"/>
           <w:szCs w:val="22"/>
         </w:rPr>
@@ -700,12 +700,12 @@
     <w:p>
       <w:pPr>
         <w:pBdr>
-          <w:top w:val="single" w:color="D8D3C4" w:sz="4"/>
-          <w:bottom w:val="single" w:color="D8D3C4" w:sz="4"/>
-          <w:left w:val="single" w:color="D8D3C4" w:sz="4"/>
-          <w:right w:val="single" w:color="D8D3C4" w:sz="4"/>
+          <w:top w:val="single" w:color="D3D3D3" w:sz="4"/>
+          <w:bottom w:val="single" w:color="D3D3D3" w:sz="4"/>
+          <w:left w:val="single" w:color="D3D3D3" w:sz="4"/>
+          <w:right w:val="single" w:color="D3D3D3" w:sz="4"/>
         </w:pBdr>
-        <w:shd w:fill="F1EEE3" w:val="clear"/>
+        <w:shd w:fill="EEEEEE" w:val="clear"/>
         <w:spacing w:after="160" w:before="100"/>
         <w:ind w:left="431" w:right="431"/>
       </w:pPr>
@@ -713,7 +713,7 @@
         <w:rPr>
           <w:i/>
           <w:iCs/>
-          <w:color w:val="14213D"/>
+          <w:color w:val="202020"/>
           <w:sz w:val="22"/>
           <w:szCs w:val="22"/>
         </w:rPr>
@@ -729,7 +729,7 @@
         <w:rPr>
           <w:b/>
           <w:bCs/>
-          <w:color w:val="14213D"/>
+          <w:color w:val="202020"/>
           <w:sz w:val="32"/>
           <w:szCs w:val="32"/>
         </w:rPr>
@@ -742,7 +742,7 @@
       </w:pPr>
       <w:r>
         <w:rPr>
-          <w:color w:val="3A3F4B"/>
+          <w:color w:val="3F3F3F"/>
           <w:sz w:val="22"/>
           <w:szCs w:val="22"/>
         </w:rPr>
@@ -760,7 +760,7 @@
       </w:pPr>
       <w:r>
         <w:rPr>
-          <w:color w:val="3A3F4B"/>
+          <w:color w:val="3F3F3F"/>
           <w:sz w:val="22"/>
           <w:szCs w:val="22"/>
         </w:rPr>
@@ -778,7 +778,7 @@
       </w:pPr>
       <w:r>
         <w:rPr>
-          <w:color w:val="3A3F4B"/>
+          <w:color w:val="3F3F3F"/>
           <w:sz w:val="22"/>
           <w:szCs w:val="22"/>
         </w:rPr>
@@ -796,7 +796,7 @@
       </w:pPr>
       <w:r>
         <w:rPr>
-          <w:color w:val="3A3F4B"/>
+          <w:color w:val="3F3F3F"/>
           <w:sz w:val="22"/>
           <w:szCs w:val="22"/>
         </w:rPr>
@@ -812,7 +812,7 @@
         <w:rPr>
           <w:b/>
           <w:bCs/>
-          <w:color w:val="14213D"/>
+          <w:color w:val="202020"/>
           <w:sz w:val="32"/>
           <w:szCs w:val="32"/>
         </w:rPr>
@@ -825,7 +825,7 @@
       </w:pPr>
       <w:r>
         <w:rPr>
-          <w:color w:val="3A3F4B"/>
+          <w:color w:val="3F3F3F"/>
           <w:sz w:val="22"/>
           <w:szCs w:val="22"/>
         </w:rPr>
@@ -835,12 +835,12 @@
     <w:p>
       <w:pPr>
         <w:pBdr>
-          <w:top w:val="single" w:color="D8D3C4" w:sz="4"/>
-          <w:bottom w:val="single" w:color="D8D3C4" w:sz="4"/>
-          <w:left w:val="single" w:color="D8D3C4" w:sz="4"/>
-          <w:right w:val="single" w:color="D8D3C4" w:sz="4"/>
+          <w:top w:val="single" w:color="D3D3D3" w:sz="4"/>
+          <w:bottom w:val="single" w:color="D3D3D3" w:sz="4"/>
+          <w:left w:val="single" w:color="D3D3D3" w:sz="4"/>
+          <w:right w:val="single" w:color="D3D3D3" w:sz="4"/>
         </w:pBdr>
-        <w:shd w:fill="F1EEE3" w:val="clear"/>
+        <w:shd w:fill="EEEEEE" w:val="clear"/>
         <w:spacing w:after="160" w:before="100"/>
         <w:ind w:left="431" w:right="431"/>
       </w:pPr>
@@ -848,7 +848,7 @@
         <w:rPr>
           <w:i/>
           <w:iCs/>
-          <w:color w:val="14213D"/>
+          <w:color w:val="202020"/>
           <w:sz w:val="22"/>
           <w:szCs w:val="22"/>
         </w:rPr>
@@ -861,7 +861,7 @@
       </w:pPr>
       <w:r>
         <w:rPr>
-          <w:color w:val="3A3F4B"/>
+          <w:color w:val="3F3F3F"/>
           <w:sz w:val="22"/>
           <w:szCs w:val="22"/>
         </w:rPr>
@@ -874,7 +874,7 @@
       </w:pPr>
       <w:r>
         <w:rPr>
-          <w:color w:val="3A3F4B"/>
+          <w:color w:val="3F3F3F"/>
           <w:sz w:val="22"/>
           <w:szCs w:val="22"/>
         </w:rPr>
@@ -890,7 +890,7 @@
         <w:rPr>
           <w:b/>
           <w:bCs/>
-          <w:color w:val="9A6B2C"/>
+          <w:color w:val="707070"/>
           <w:sz w:val="24"/>
           <w:szCs w:val="24"/>
         </w:rPr>
@@ -903,7 +903,7 @@
       </w:pPr>
       <w:r>
         <w:rPr>
-          <w:color w:val="3A3F4B"/>
+          <w:color w:val="3F3F3F"/>
           <w:sz w:val="22"/>
           <w:szCs w:val="22"/>
         </w:rPr>
@@ -931,7 +931,7 @@
         <w:tc>
           <w:tcPr>
             <w:tcW w:type="dxa" w:w="1200"/>
-            <w:shd w:fill="14213D" w:val="clear"/>
+            <w:shd w:fill="202020" w:val="clear"/>
             <w:tcMar>
               <w:top w:type="dxa" w:w="100"/>
               <w:left w:type="dxa" w:w="120"/>
@@ -955,7 +955,7 @@
         <w:tc>
           <w:tcPr>
             <w:tcW w:type="dxa" w:w="1600"/>
-            <w:shd w:fill="14213D" w:val="clear"/>
+            <w:shd w:fill="202020" w:val="clear"/>
             <w:tcMar>
               <w:top w:type="dxa" w:w="100"/>
               <w:left w:type="dxa" w:w="120"/>
@@ -979,7 +979,7 @@
         <w:tc>
           <w:tcPr>
             <w:tcW w:type="dxa" w:w="7240"/>
-            <w:shd w:fill="14213D" w:val="clear"/>
+            <w:shd w:fill="202020" w:val="clear"/>
             <w:tcMar>
               <w:top w:type="dxa" w:w="100"/>
               <w:left w:type="dxa" w:w="120"/>
@@ -1017,7 +1017,7 @@
               <w:rPr>
                 <w:b w:val="false"/>
                 <w:bCs w:val="false"/>
-                <w:color w:val="3A3F4B"/>
+                <w:color w:val="3F3F3F"/>
                 <w:sz w:val="20"/>
                 <w:szCs w:val="20"/>
               </w:rPr>
@@ -1040,7 +1040,7 @@
               <w:rPr>
                 <w:b w:val="false"/>
                 <w:bCs w:val="false"/>
-                <w:color w:val="3A3F4B"/>
+                <w:color w:val="3F3F3F"/>
                 <w:sz w:val="20"/>
                 <w:szCs w:val="20"/>
               </w:rPr>
@@ -1063,7 +1063,7 @@
               <w:rPr>
                 <w:b w:val="false"/>
                 <w:bCs w:val="false"/>
-                <w:color w:val="3A3F4B"/>
+                <w:color w:val="3F3F3F"/>
                 <w:sz w:val="20"/>
                 <w:szCs w:val="20"/>
               </w:rPr>
@@ -1076,20 +1076,20 @@
         <w:tc>
           <w:tcPr>
             <w:tcW w:type="dxa" w:w="1200"/>
-            <w:shd w:fill="F1EEE3" w:val="clear"/>
-            <w:tcMar>
-              <w:top w:type="dxa" w:w="100"/>
-              <w:left w:type="dxa" w:w="120"/>
-              <w:bottom w:type="dxa" w:w="100"/>
-              <w:right w:type="dxa" w:w="120"/>
-            </w:tcMar>
-          </w:tcPr>
-          <w:p>
-            <w:r>
-              <w:rPr>
-                <w:b w:val="false"/>
-                <w:bCs w:val="false"/>
-                <w:color w:val="3A3F4B"/>
+            <w:shd w:fill="EEEEEE" w:val="clear"/>
+            <w:tcMar>
+              <w:top w:type="dxa" w:w="100"/>
+              <w:left w:type="dxa" w:w="120"/>
+              <w:bottom w:type="dxa" w:w="100"/>
+              <w:right w:type="dxa" w:w="120"/>
+            </w:tcMar>
+          </w:tcPr>
+          <w:p>
+            <w:r>
+              <w:rPr>
+                <w:b w:val="false"/>
+                <w:bCs w:val="false"/>
+                <w:color w:val="3F3F3F"/>
                 <w:sz w:val="20"/>
                 <w:szCs w:val="20"/>
               </w:rPr>
@@ -1100,20 +1100,20 @@
         <w:tc>
           <w:tcPr>
             <w:tcW w:type="dxa" w:w="1600"/>
-            <w:shd w:fill="F1EEE3" w:val="clear"/>
-            <w:tcMar>
-              <w:top w:type="dxa" w:w="100"/>
-              <w:left w:type="dxa" w:w="120"/>
-              <w:bottom w:type="dxa" w:w="100"/>
-              <w:right w:type="dxa" w:w="120"/>
-            </w:tcMar>
-          </w:tcPr>
-          <w:p>
-            <w:r>
-              <w:rPr>
-                <w:b w:val="false"/>
-                <w:bCs w:val="false"/>
-                <w:color w:val="3A3F4B"/>
+            <w:shd w:fill="EEEEEE" w:val="clear"/>
+            <w:tcMar>
+              <w:top w:type="dxa" w:w="100"/>
+              <w:left w:type="dxa" w:w="120"/>
+              <w:bottom w:type="dxa" w:w="100"/>
+              <w:right w:type="dxa" w:w="120"/>
+            </w:tcMar>
+          </w:tcPr>
+          <w:p>
+            <w:r>
+              <w:rPr>
+                <w:b w:val="false"/>
+                <w:bCs w:val="false"/>
+                <w:color w:val="3F3F3F"/>
                 <w:sz w:val="20"/>
                 <w:szCs w:val="20"/>
               </w:rPr>
@@ -1124,20 +1124,20 @@
         <w:tc>
           <w:tcPr>
             <w:tcW w:type="dxa" w:w="7240"/>
-            <w:shd w:fill="F1EEE3" w:val="clear"/>
-            <w:tcMar>
-              <w:top w:type="dxa" w:w="100"/>
-              <w:left w:type="dxa" w:w="120"/>
-              <w:bottom w:type="dxa" w:w="100"/>
-              <w:right w:type="dxa" w:w="120"/>
-            </w:tcMar>
-          </w:tcPr>
-          <w:p>
-            <w:r>
-              <w:rPr>
-                <w:b w:val="false"/>
-                <w:bCs w:val="false"/>
-                <w:color w:val="3A3F4B"/>
+            <w:shd w:fill="EEEEEE" w:val="clear"/>
+            <w:tcMar>
+              <w:top w:type="dxa" w:w="100"/>
+              <w:left w:type="dxa" w:w="120"/>
+              <w:bottom w:type="dxa" w:w="100"/>
+              <w:right w:type="dxa" w:w="120"/>
+            </w:tcMar>
+          </w:tcPr>
+          <w:p>
+            <w:r>
+              <w:rPr>
+                <w:b w:val="false"/>
+                <w:bCs w:val="false"/>
+                <w:color w:val="3F3F3F"/>
                 <w:sz w:val="20"/>
                 <w:szCs w:val="20"/>
               </w:rPr>
@@ -1162,7 +1162,7 @@
               <w:rPr>
                 <w:b w:val="false"/>
                 <w:bCs w:val="false"/>
-                <w:color w:val="3A3F4B"/>
+                <w:color w:val="3F3F3F"/>
                 <w:sz w:val="20"/>
                 <w:szCs w:val="20"/>
               </w:rPr>
@@ -1185,7 +1185,7 @@
               <w:rPr>
                 <w:b w:val="false"/>
                 <w:bCs w:val="false"/>
-                <w:color w:val="3A3F4B"/>
+                <w:color w:val="3F3F3F"/>
                 <w:sz w:val="20"/>
                 <w:szCs w:val="20"/>
               </w:rPr>
@@ -1209,7 +1209,7 @@
                 <w:rFonts w:ascii="Courier New" w:cs="Courier New" w:eastAsia="Courier New" w:hAnsi="Courier New"/>
                 <w:b w:val="false"/>
                 <w:bCs w:val="false"/>
-                <w:color w:val="3A3F4B"/>
+                <w:color w:val="3F3F3F"/>
                 <w:sz w:val="20"/>
                 <w:szCs w:val="20"/>
               </w:rPr>
@@ -1222,20 +1222,20 @@
         <w:tc>
           <w:tcPr>
             <w:tcW w:type="dxa" w:w="1200"/>
-            <w:shd w:fill="F1EEE3" w:val="clear"/>
-            <w:tcMar>
-              <w:top w:type="dxa" w:w="100"/>
-              <w:left w:type="dxa" w:w="120"/>
-              <w:bottom w:type="dxa" w:w="100"/>
-              <w:right w:type="dxa" w:w="120"/>
-            </w:tcMar>
-          </w:tcPr>
-          <w:p>
-            <w:r>
-              <w:rPr>
-                <w:b w:val="false"/>
-                <w:bCs w:val="false"/>
-                <w:color w:val="3A3F4B"/>
+            <w:shd w:fill="EEEEEE" w:val="clear"/>
+            <w:tcMar>
+              <w:top w:type="dxa" w:w="100"/>
+              <w:left w:type="dxa" w:w="120"/>
+              <w:bottom w:type="dxa" w:w="100"/>
+              <w:right w:type="dxa" w:w="120"/>
+            </w:tcMar>
+          </w:tcPr>
+          <w:p>
+            <w:r>
+              <w:rPr>
+                <w:b w:val="false"/>
+                <w:bCs w:val="false"/>
+                <w:color w:val="3F3F3F"/>
                 <w:sz w:val="20"/>
                 <w:szCs w:val="20"/>
               </w:rPr>
@@ -1246,20 +1246,20 @@
         <w:tc>
           <w:tcPr>
             <w:tcW w:type="dxa" w:w="1600"/>
-            <w:shd w:fill="F1EEE3" w:val="clear"/>
-            <w:tcMar>
-              <w:top w:type="dxa" w:w="100"/>
-              <w:left w:type="dxa" w:w="120"/>
-              <w:bottom w:type="dxa" w:w="100"/>
-              <w:right w:type="dxa" w:w="120"/>
-            </w:tcMar>
-          </w:tcPr>
-          <w:p>
-            <w:r>
-              <w:rPr>
-                <w:b w:val="false"/>
-                <w:bCs w:val="false"/>
-                <w:color w:val="3A3F4B"/>
+            <w:shd w:fill="EEEEEE" w:val="clear"/>
+            <w:tcMar>
+              <w:top w:type="dxa" w:w="100"/>
+              <w:left w:type="dxa" w:w="120"/>
+              <w:bottom w:type="dxa" w:w="100"/>
+              <w:right w:type="dxa" w:w="120"/>
+            </w:tcMar>
+          </w:tcPr>
+          <w:p>
+            <w:r>
+              <w:rPr>
+                <w:b w:val="false"/>
+                <w:bCs w:val="false"/>
+                <w:color w:val="3F3F3F"/>
                 <w:sz w:val="20"/>
                 <w:szCs w:val="20"/>
               </w:rPr>
@@ -1270,7 +1270,7 @@
         <w:tc>
           <w:tcPr>
             <w:tcW w:type="dxa" w:w="7240"/>
-            <w:shd w:fill="F1EEE3" w:val="clear"/>
+            <w:shd w:fill="EEEEEE" w:val="clear"/>
             <w:tcMar>
               <w:top w:type="dxa" w:w="100"/>
               <w:left w:type="dxa" w:w="120"/>
@@ -1284,7 +1284,7 @@
                 <w:rFonts w:ascii="Courier New" w:cs="Courier New" w:eastAsia="Courier New" w:hAnsi="Courier New"/>
                 <w:b w:val="false"/>
                 <w:bCs w:val="false"/>
-                <w:color w:val="3A3F4B"/>
+                <w:color w:val="3F3F3F"/>
                 <w:sz w:val="20"/>
                 <w:szCs w:val="20"/>
               </w:rPr>
@@ -1309,7 +1309,7 @@
               <w:rPr>
                 <w:b w:val="false"/>
                 <w:bCs w:val="false"/>
-                <w:color w:val="3A3F4B"/>
+                <w:color w:val="3F3F3F"/>
                 <w:sz w:val="20"/>
                 <w:szCs w:val="20"/>
               </w:rPr>
@@ -1332,7 +1332,7 @@
               <w:rPr>
                 <w:b w:val="false"/>
                 <w:bCs w:val="false"/>
-                <w:color w:val="3A3F4B"/>
+                <w:color w:val="3F3F3F"/>
                 <w:sz w:val="20"/>
                 <w:szCs w:val="20"/>
               </w:rPr>
@@ -1356,7 +1356,7 @@
                 <w:rFonts w:ascii="Courier New" w:cs="Courier New" w:eastAsia="Courier New" w:hAnsi="Courier New"/>
                 <w:b w:val="false"/>
                 <w:bCs w:val="false"/>
-                <w:color w:val="3A3F4B"/>
+                <w:color w:val="3F3F3F"/>
                 <w:sz w:val="20"/>
                 <w:szCs w:val="20"/>
               </w:rPr>
@@ -1372,7 +1372,7 @@
       </w:pPr>
       <w:r>
         <w:rPr>
-          <w:color w:val="3A3F4B"/>
+          <w:color w:val="3F3F3F"/>
           <w:sz w:val="22"/>
           <w:szCs w:val="22"/>
         </w:rPr>
@@ -1388,7 +1388,7 @@
         <w:rPr>
           <w:b/>
           <w:bCs/>
-          <w:color w:val="9A6B2C"/>
+          <w:color w:val="707070"/>
           <w:sz w:val="24"/>
           <w:szCs w:val="24"/>
         </w:rPr>
@@ -1416,20 +1416,20 @@
         <w:tc>
           <w:tcPr>
             <w:tcW w:type="dxa" w:w="2500"/>
-            <w:shd w:fill="14213D" w:val="clear"/>
-            <w:tcMar>
-              <w:top w:type="dxa" w:w="100"/>
-              <w:left w:type="dxa" w:w="120"/>
-              <w:bottom w:type="dxa" w:w="100"/>
-              <w:right w:type="dxa" w:w="120"/>
-            </w:tcMar>
-          </w:tcPr>
-          <w:p>
-            <w:r>
-              <w:rPr>
-                <w:b w:val="false"/>
-                <w:bCs w:val="false"/>
-                <w:color w:val="3A3F4B"/>
+            <w:shd w:fill="202020" w:val="clear"/>
+            <w:tcMar>
+              <w:top w:type="dxa" w:w="100"/>
+              <w:left w:type="dxa" w:w="120"/>
+              <w:bottom w:type="dxa" w:w="100"/>
+              <w:right w:type="dxa" w:w="120"/>
+            </w:tcMar>
+          </w:tcPr>
+          <w:p>
+            <w:r>
+              <w:rPr>
+                <w:b w:val="false"/>
+                <w:bCs w:val="false"/>
+                <w:color w:val="3F3F3F"/>
                 <w:sz w:val="20"/>
                 <w:szCs w:val="20"/>
               </w:rPr>
@@ -1440,7 +1440,7 @@
         <w:tc>
           <w:tcPr>
             <w:tcW w:type="dxa" w:w="3770"/>
-            <w:shd w:fill="14213D" w:val="clear"/>
+            <w:shd w:fill="202020" w:val="clear"/>
             <w:tcMar>
               <w:top w:type="dxa" w:w="100"/>
               <w:left w:type="dxa" w:w="120"/>
@@ -1464,7 +1464,7 @@
         <w:tc>
           <w:tcPr>
             <w:tcW w:type="dxa" w:w="3770"/>
-            <w:shd w:fill="14213D" w:val="clear"/>
+            <w:shd w:fill="202020" w:val="clear"/>
             <w:tcMar>
               <w:top w:type="dxa" w:w="100"/>
               <w:left w:type="dxa" w:w="120"/>
@@ -1502,7 +1502,7 @@
               <w:rPr>
                 <w:b/>
                 <w:bCs/>
-                <w:color w:val="3A3F4B"/>
+                <w:color w:val="3F3F3F"/>
                 <w:sz w:val="20"/>
                 <w:szCs w:val="20"/>
               </w:rPr>
@@ -1525,7 +1525,7 @@
               <w:rPr>
                 <w:b w:val="false"/>
                 <w:bCs w:val="false"/>
-                <w:color w:val="3A3F4B"/>
+                <w:color w:val="3F3F3F"/>
                 <w:sz w:val="20"/>
                 <w:szCs w:val="20"/>
               </w:rPr>
@@ -1548,7 +1548,7 @@
               <w:rPr>
                 <w:b w:val="false"/>
                 <w:bCs w:val="false"/>
-                <w:color w:val="3A3F4B"/>
+                <w:color w:val="3F3F3F"/>
                 <w:sz w:val="20"/>
                 <w:szCs w:val="20"/>
               </w:rPr>
@@ -1561,7 +1561,7 @@
         <w:tc>
           <w:tcPr>
             <w:tcW w:type="dxa" w:w="2500"/>
-            <w:shd w:fill="F1EEE3" w:val="clear"/>
+            <w:shd w:fill="EEEEEE" w:val="clear"/>
             <w:tcMar>
               <w:top w:type="dxa" w:w="100"/>
               <w:left w:type="dxa" w:w="120"/>
@@ -1574,7 +1574,7 @@
               <w:rPr>
                 <w:b/>
                 <w:bCs/>
-                <w:color w:val="3A3F4B"/>
+                <w:color w:val="3F3F3F"/>
                 <w:sz w:val="20"/>
                 <w:szCs w:val="20"/>
               </w:rPr>
@@ -1585,20 +1585,20 @@
         <w:tc>
           <w:tcPr>
             <w:tcW w:type="dxa" w:w="3770"/>
-            <w:shd w:fill="F1EEE3" w:val="clear"/>
-            <w:tcMar>
-              <w:top w:type="dxa" w:w="100"/>
-              <w:left w:type="dxa" w:w="120"/>
-              <w:bottom w:type="dxa" w:w="100"/>
-              <w:right w:type="dxa" w:w="120"/>
-            </w:tcMar>
-          </w:tcPr>
-          <w:p>
-            <w:r>
-              <w:rPr>
-                <w:b w:val="false"/>
-                <w:bCs w:val="false"/>
-                <w:color w:val="3A3F4B"/>
+            <w:shd w:fill="EEEEEE" w:val="clear"/>
+            <w:tcMar>
+              <w:top w:type="dxa" w:w="100"/>
+              <w:left w:type="dxa" w:w="120"/>
+              <w:bottom w:type="dxa" w:w="100"/>
+              <w:right w:type="dxa" w:w="120"/>
+            </w:tcMar>
+          </w:tcPr>
+          <w:p>
+            <w:r>
+              <w:rPr>
+                <w:b w:val="false"/>
+                <w:bCs w:val="false"/>
+                <w:color w:val="3F3F3F"/>
                 <w:sz w:val="20"/>
                 <w:szCs w:val="20"/>
               </w:rPr>
@@ -1609,20 +1609,20 @@
         <w:tc>
           <w:tcPr>
             <w:tcW w:type="dxa" w:w="3770"/>
-            <w:shd w:fill="F1EEE3" w:val="clear"/>
-            <w:tcMar>
-              <w:top w:type="dxa" w:w="100"/>
-              <w:left w:type="dxa" w:w="120"/>
-              <w:bottom w:type="dxa" w:w="100"/>
-              <w:right w:type="dxa" w:w="120"/>
-            </w:tcMar>
-          </w:tcPr>
-          <w:p>
-            <w:r>
-              <w:rPr>
-                <w:b w:val="false"/>
-                <w:bCs w:val="false"/>
-                <w:color w:val="3A3F4B"/>
+            <w:shd w:fill="EEEEEE" w:val="clear"/>
+            <w:tcMar>
+              <w:top w:type="dxa" w:w="100"/>
+              <w:left w:type="dxa" w:w="120"/>
+              <w:bottom w:type="dxa" w:w="100"/>
+              <w:right w:type="dxa" w:w="120"/>
+            </w:tcMar>
+          </w:tcPr>
+          <w:p>
+            <w:r>
+              <w:rPr>
+                <w:b w:val="false"/>
+                <w:bCs w:val="false"/>
+                <w:color w:val="3F3F3F"/>
                 <w:sz w:val="20"/>
                 <w:szCs w:val="20"/>
               </w:rPr>
@@ -1647,7 +1647,7 @@
               <w:rPr>
                 <w:b/>
                 <w:bCs/>
-                <w:color w:val="3A3F4B"/>
+                <w:color w:val="3F3F3F"/>
                 <w:sz w:val="20"/>
                 <w:szCs w:val="20"/>
               </w:rPr>
@@ -1670,7 +1670,7 @@
               <w:rPr>
                 <w:b w:val="false"/>
                 <w:bCs w:val="false"/>
-                <w:color w:val="3A3F4B"/>
+                <w:color w:val="3F3F3F"/>
                 <w:sz w:val="20"/>
                 <w:szCs w:val="20"/>
               </w:rPr>
@@ -1693,7 +1693,7 @@
               <w:rPr>
                 <w:b w:val="false"/>
                 <w:bCs w:val="false"/>
-                <w:color w:val="3A3F4B"/>
+                <w:color w:val="3F3F3F"/>
                 <w:sz w:val="20"/>
                 <w:szCs w:val="20"/>
               </w:rPr>
@@ -1706,7 +1706,7 @@
         <w:tc>
           <w:tcPr>
             <w:tcW w:type="dxa" w:w="2500"/>
-            <w:shd w:fill="F1EEE3" w:val="clear"/>
+            <w:shd w:fill="EEEEEE" w:val="clear"/>
             <w:tcMar>
               <w:top w:type="dxa" w:w="100"/>
               <w:left w:type="dxa" w:w="120"/>
@@ -1719,7 +1719,7 @@
               <w:rPr>
                 <w:b/>
                 <w:bCs/>
-                <w:color w:val="3A3F4B"/>
+                <w:color w:val="3F3F3F"/>
                 <w:sz w:val="20"/>
                 <w:szCs w:val="20"/>
               </w:rPr>
@@ -1730,20 +1730,20 @@
         <w:tc>
           <w:tcPr>
             <w:tcW w:type="dxa" w:w="3770"/>
-            <w:shd w:fill="F1EEE3" w:val="clear"/>
-            <w:tcMar>
-              <w:top w:type="dxa" w:w="100"/>
-              <w:left w:type="dxa" w:w="120"/>
-              <w:bottom w:type="dxa" w:w="100"/>
-              <w:right w:type="dxa" w:w="120"/>
-            </w:tcMar>
-          </w:tcPr>
-          <w:p>
-            <w:r>
-              <w:rPr>
-                <w:b w:val="false"/>
-                <w:bCs w:val="false"/>
-                <w:color w:val="3A3F4B"/>
+            <w:shd w:fill="EEEEEE" w:val="clear"/>
+            <w:tcMar>
+              <w:top w:type="dxa" w:w="100"/>
+              <w:left w:type="dxa" w:w="120"/>
+              <w:bottom w:type="dxa" w:w="100"/>
+              <w:right w:type="dxa" w:w="120"/>
+            </w:tcMar>
+          </w:tcPr>
+          <w:p>
+            <w:r>
+              <w:rPr>
+                <w:b w:val="false"/>
+                <w:bCs w:val="false"/>
+                <w:color w:val="3F3F3F"/>
                 <w:sz w:val="20"/>
                 <w:szCs w:val="20"/>
               </w:rPr>
@@ -1754,20 +1754,20 @@
         <w:tc>
           <w:tcPr>
             <w:tcW w:type="dxa" w:w="3770"/>
-            <w:shd w:fill="F1EEE3" w:val="clear"/>
-            <w:tcMar>
-              <w:top w:type="dxa" w:w="100"/>
-              <w:left w:type="dxa" w:w="120"/>
-              <w:bottom w:type="dxa" w:w="100"/>
-              <w:right w:type="dxa" w:w="120"/>
-            </w:tcMar>
-          </w:tcPr>
-          <w:p>
-            <w:r>
-              <w:rPr>
-                <w:b w:val="false"/>
-                <w:bCs w:val="false"/>
-                <w:color w:val="3A3F4B"/>
+            <w:shd w:fill="EEEEEE" w:val="clear"/>
+            <w:tcMar>
+              <w:top w:type="dxa" w:w="100"/>
+              <w:left w:type="dxa" w:w="120"/>
+              <w:bottom w:type="dxa" w:w="100"/>
+              <w:right w:type="dxa" w:w="120"/>
+            </w:tcMar>
+          </w:tcPr>
+          <w:p>
+            <w:r>
+              <w:rPr>
+                <w:b w:val="false"/>
+                <w:bCs w:val="false"/>
+                <w:color w:val="3F3F3F"/>
                 <w:sz w:val="20"/>
                 <w:szCs w:val="20"/>
               </w:rPr>
@@ -1786,7 +1786,7 @@
         <w:rPr>
           <w:b/>
           <w:bCs/>
-          <w:color w:val="14213D"/>
+          <w:color w:val="202020"/>
           <w:sz w:val="32"/>
           <w:szCs w:val="32"/>
         </w:rPr>
@@ -1799,7 +1799,7 @@
       </w:pPr>
       <w:r>
         <w:rPr>
-          <w:color w:val="3A3F4B"/>
+          <w:color w:val="3F3F3F"/>
           <w:sz w:val="22"/>
           <w:szCs w:val="22"/>
         </w:rPr>
@@ -1817,7 +1817,7 @@
       </w:pPr>
       <w:r>
         <w:rPr>
-          <w:color w:val="3A3F4B"/>
+          <w:color w:val="3F3F3F"/>
           <w:sz w:val="22"/>
           <w:szCs w:val="22"/>
         </w:rPr>
@@ -1835,7 +1835,7 @@
       </w:pPr>
       <w:r>
         <w:rPr>
-          <w:color w:val="3A3F4B"/>
+          <w:color w:val="3F3F3F"/>
           <w:sz w:val="22"/>
           <w:szCs w:val="22"/>
         </w:rPr>
@@ -1848,7 +1848,7 @@
       </w:pPr>
       <w:r>
         <w:rPr>
-          <w:color w:val="3A3F4B"/>
+          <w:color w:val="3F3F3F"/>
           <w:sz w:val="22"/>
           <w:szCs w:val="22"/>
         </w:rPr>
@@ -1864,7 +1864,7 @@
         <w:rPr>
           <w:b/>
           <w:bCs/>
-          <w:color w:val="14213D"/>
+          <w:color w:val="202020"/>
           <w:sz w:val="32"/>
           <w:szCs w:val="32"/>
         </w:rPr>
@@ -1877,7 +1877,7 @@
       </w:pPr>
       <w:r>
         <w:rPr>
-          <w:color w:val="3A3F4B"/>
+          <w:color w:val="3F3F3F"/>
           <w:sz w:val="22"/>
           <w:szCs w:val="22"/>
         </w:rPr>
@@ -1895,7 +1895,7 @@
       </w:pPr>
       <w:r>
         <w:rPr>
-          <w:color w:val="3A3F4B"/>
+          <w:color w:val="3F3F3F"/>
           <w:sz w:val="22"/>
           <w:szCs w:val="22"/>
         </w:rPr>
@@ -1913,7 +1913,7 @@
       </w:pPr>
       <w:r>
         <w:rPr>
-          <w:color w:val="3A3F4B"/>
+          <w:color w:val="3F3F3F"/>
           <w:sz w:val="22"/>
           <w:szCs w:val="22"/>
         </w:rPr>
@@ -1931,7 +1931,7 @@
       </w:pPr>
       <w:r>
         <w:rPr>
-          <w:color w:val="3A3F4B"/>
+          <w:color w:val="3F3F3F"/>
           <w:sz w:val="22"/>
           <w:szCs w:val="22"/>
         </w:rPr>
@@ -1949,7 +1949,7 @@
       </w:pPr>
       <w:r>
         <w:rPr>
-          <w:color w:val="3A3F4B"/>
+          <w:color w:val="3F3F3F"/>
           <w:sz w:val="22"/>
           <w:szCs w:val="22"/>
         </w:rPr>
@@ -1967,7 +1967,7 @@
       </w:pPr>
       <w:r>
         <w:rPr>
-          <w:color w:val="3A3F4B"/>
+          <w:color w:val="3F3F3F"/>
           <w:sz w:val="22"/>
           <w:szCs w:val="22"/>
         </w:rPr>
@@ -1977,12 +1977,12 @@
     <w:p>
       <w:pPr>
         <w:pBdr>
-          <w:top w:val="single" w:color="D8D3C4" w:sz="4"/>
-          <w:bottom w:val="single" w:color="D8D3C4" w:sz="4"/>
-          <w:left w:val="single" w:color="D8D3C4" w:sz="4"/>
-          <w:right w:val="single" w:color="D8D3C4" w:sz="4"/>
+          <w:top w:val="single" w:color="D3D3D3" w:sz="4"/>
+          <w:bottom w:val="single" w:color="D3D3D3" w:sz="4"/>
+          <w:left w:val="single" w:color="D3D3D3" w:sz="4"/>
+          <w:right w:val="single" w:color="D3D3D3" w:sz="4"/>
         </w:pBdr>
-        <w:shd w:fill="F1EEE3" w:val="clear"/>
+        <w:shd w:fill="EEEEEE" w:val="clear"/>
         <w:spacing w:after="160" w:before="100"/>
         <w:ind w:left="431" w:right="431"/>
       </w:pPr>
@@ -1990,7 +1990,7 @@
         <w:rPr>
           <w:i/>
           <w:iCs/>
-          <w:color w:val="14213D"/>
+          <w:color w:val="202020"/>
           <w:sz w:val="22"/>
           <w:szCs w:val="22"/>
         </w:rPr>
@@ -2006,7 +2006,7 @@
         <w:rPr>
           <w:b/>
           <w:bCs/>
-          <w:color w:val="14213D"/>
+          <w:color w:val="202020"/>
           <w:sz w:val="32"/>
           <w:szCs w:val="32"/>
         </w:rPr>
@@ -2019,7 +2019,7 @@
       </w:pPr>
       <w:r>
         <w:rPr>
-          <w:color w:val="3A3F4B"/>
+          <w:color w:val="3F3F3F"/>
           <w:sz w:val="22"/>
           <w:szCs w:val="22"/>
         </w:rPr>
@@ -2037,7 +2037,7 @@
       </w:pPr>
       <w:r>
         <w:rPr>
-          <w:color w:val="3A3F4B"/>
+          <w:color w:val="3F3F3F"/>
           <w:sz w:val="22"/>
           <w:szCs w:val="22"/>
         </w:rPr>
@@ -2055,7 +2055,7 @@
       </w:pPr>
       <w:r>
         <w:rPr>
-          <w:color w:val="3A3F4B"/>
+          <w:color w:val="3F3F3F"/>
           <w:sz w:val="22"/>
           <w:szCs w:val="22"/>
         </w:rPr>
@@ -2073,7 +2073,7 @@
       </w:pPr>
       <w:r>
         <w:rPr>
-          <w:color w:val="3A3F4B"/>
+          <w:color w:val="3F3F3F"/>
           <w:sz w:val="22"/>
           <w:szCs w:val="22"/>
         </w:rPr>
@@ -2091,7 +2091,7 @@
       </w:pPr>
       <w:r>
         <w:rPr>
-          <w:color w:val="3A3F4B"/>
+          <w:color w:val="3F3F3F"/>
           <w:sz w:val="22"/>
           <w:szCs w:val="22"/>
         </w:rPr>
@@ -2101,12 +2101,12 @@
     <w:p>
       <w:pPr>
         <w:pBdr>
-          <w:top w:val="single" w:color="D8D3C4" w:sz="4"/>
-          <w:bottom w:val="single" w:color="D8D3C4" w:sz="4"/>
-          <w:left w:val="single" w:color="D8D3C4" w:sz="4"/>
-          <w:right w:val="single" w:color="D8D3C4" w:sz="4"/>
+          <w:top w:val="single" w:color="D3D3D3" w:sz="4"/>
+          <w:bottom w:val="single" w:color="D3D3D3" w:sz="4"/>
+          <w:left w:val="single" w:color="D3D3D3" w:sz="4"/>
+          <w:right w:val="single" w:color="D3D3D3" w:sz="4"/>
         </w:pBdr>
-        <w:shd w:fill="F1EEE3" w:val="clear"/>
+        <w:shd w:fill="EEEEEE" w:val="clear"/>
         <w:spacing w:after="160" w:before="100"/>
         <w:ind w:left="431" w:right="431"/>
       </w:pPr>
@@ -2114,7 +2114,7 @@
         <w:rPr>
           <w:i/>
           <w:iCs/>
-          <w:color w:val="14213D"/>
+          <w:color w:val="202020"/>
           <w:sz w:val="22"/>
           <w:szCs w:val="22"/>
         </w:rPr>
@@ -2130,7 +2130,7 @@
         <w:rPr>
           <w:b/>
           <w:bCs/>
-          <w:color w:val="14213D"/>
+          <w:color w:val="202020"/>
           <w:sz w:val="32"/>
           <w:szCs w:val="32"/>
         </w:rPr>
@@ -2143,7 +2143,7 @@
       </w:pPr>
       <w:r>
         <w:rPr>
-          <w:color w:val="3A3F4B"/>
+          <w:color w:val="3F3F3F"/>
           <w:sz w:val="22"/>
           <w:szCs w:val="22"/>
         </w:rPr>
@@ -2161,7 +2161,7 @@
       </w:pPr>
       <w:r>
         <w:rPr>
-          <w:color w:val="3A3F4B"/>
+          <w:color w:val="3F3F3F"/>
           <w:sz w:val="22"/>
           <w:szCs w:val="22"/>
         </w:rPr>
@@ -2179,7 +2179,7 @@
       </w:pPr>
       <w:r>
         <w:rPr>
-          <w:color w:val="3A3F4B"/>
+          <w:color w:val="3F3F3F"/>
           <w:sz w:val="22"/>
           <w:szCs w:val="22"/>
         </w:rPr>
@@ -2197,7 +2197,7 @@
       </w:pPr>
       <w:r>
         <w:rPr>
-          <w:color w:val="3A3F4B"/>
+          <w:color w:val="3F3F3F"/>
           <w:sz w:val="22"/>
           <w:szCs w:val="22"/>
         </w:rPr>
@@ -2213,7 +2213,7 @@
         <w:rPr>
           <w:b/>
           <w:bCs/>
-          <w:color w:val="14213D"/>
+          <w:color w:val="202020"/>
           <w:sz w:val="32"/>
           <w:szCs w:val="32"/>
         </w:rPr>
@@ -2226,7 +2226,7 @@
       </w:pPr>
       <w:r>
         <w:rPr>
-          <w:color w:val="3A3F4B"/>
+          <w:color w:val="3F3F3F"/>
           <w:sz w:val="22"/>
           <w:szCs w:val="22"/>
         </w:rPr>
@@ -2240,7 +2240,7 @@
       <w:r>
         <w:rPr>
           <w:rFonts w:ascii="Courier New" w:cs="Courier New" w:eastAsia="Courier New" w:hAnsi="Courier New"/>
-          <w:color w:val="14213D"/>
+          <w:color w:val="202020"/>
           <w:sz w:val="20"/>
           <w:szCs w:val="20"/>
         </w:rPr>
@@ -2254,7 +2254,7 @@
       <w:r>
         <w:rPr>
           <w:rFonts w:ascii="Courier New" w:cs="Courier New" w:eastAsia="Courier New" w:hAnsi="Courier New"/>
-          <w:color w:val="14213D"/>
+          <w:color w:val="202020"/>
           <w:sz w:val="20"/>
           <w:szCs w:val="20"/>
         </w:rPr>
@@ -2264,12 +2264,12 @@
     <w:p>
       <w:pPr>
         <w:pBdr>
-          <w:top w:val="single" w:color="D8D3C4" w:sz="4"/>
-          <w:bottom w:val="single" w:color="D8D3C4" w:sz="4"/>
-          <w:left w:val="single" w:color="D8D3C4" w:sz="4"/>
-          <w:right w:val="single" w:color="D8D3C4" w:sz="4"/>
+          <w:top w:val="single" w:color="D3D3D3" w:sz="4"/>
+          <w:bottom w:val="single" w:color="D3D3D3" w:sz="4"/>
+          <w:left w:val="single" w:color="D3D3D3" w:sz="4"/>
+          <w:right w:val="single" w:color="D3D3D3" w:sz="4"/>
         </w:pBdr>
-        <w:shd w:fill="F1EEE3" w:val="clear"/>
+        <w:shd w:fill="EEEEEE" w:val="clear"/>
         <w:spacing w:after="160" w:before="100"/>
         <w:ind w:left="431" w:right="431"/>
       </w:pPr>
@@ -2277,7 +2277,7 @@
         <w:rPr>
           <w:i/>
           <w:iCs/>
-          <w:color w:val="14213D"/>
+          <w:color w:val="202020"/>
           <w:sz w:val="22"/>
           <w:szCs w:val="22"/>
         </w:rPr>
@@ -2293,7 +2293,7 @@
         <w:rPr>
           <w:b/>
           <w:bCs/>
-          <w:color w:val="9A6B2C"/>
+          <w:color w:val="707070"/>
           <w:sz w:val="24"/>
           <w:szCs w:val="24"/>
         </w:rPr>
@@ -2323,7 +2323,7 @@
         <w:tc>
           <w:tcPr>
             <w:tcW w:type="dxa" w:w="2008"/>
-            <w:shd w:fill="14213D" w:val="clear"/>
+            <w:shd w:fill="202020" w:val="clear"/>
             <w:tcMar>
               <w:top w:type="dxa" w:w="100"/>
               <w:left w:type="dxa" w:w="120"/>
@@ -2347,7 +2347,7 @@
         <w:tc>
           <w:tcPr>
             <w:tcW w:type="dxa" w:w="2008"/>
-            <w:shd w:fill="14213D" w:val="clear"/>
+            <w:shd w:fill="202020" w:val="clear"/>
             <w:tcMar>
               <w:top w:type="dxa" w:w="100"/>
               <w:left w:type="dxa" w:w="120"/>
@@ -2371,7 +2371,7 @@
         <w:tc>
           <w:tcPr>
             <w:tcW w:type="dxa" w:w="2008"/>
-            <w:shd w:fill="14213D" w:val="clear"/>
+            <w:shd w:fill="202020" w:val="clear"/>
             <w:tcMar>
               <w:top w:type="dxa" w:w="100"/>
               <w:left w:type="dxa" w:w="120"/>
@@ -2395,7 +2395,7 @@
         <w:tc>
           <w:tcPr>
             <w:tcW w:type="dxa" w:w="2008"/>
-            <w:shd w:fill="14213D" w:val="clear"/>
+            <w:shd w:fill="202020" w:val="clear"/>
             <w:tcMar>
               <w:top w:type="dxa" w:w="100"/>
               <w:left w:type="dxa" w:w="120"/>
@@ -2419,7 +2419,7 @@
         <w:tc>
           <w:tcPr>
             <w:tcW w:type="dxa" w:w="2008"/>
-            <w:shd w:fill="14213D" w:val="clear"/>
+            <w:shd w:fill="202020" w:val="clear"/>
             <w:tcMar>
               <w:top w:type="dxa" w:w="100"/>
               <w:left w:type="dxa" w:w="120"/>
@@ -2457,7 +2457,7 @@
               <w:rPr>
                 <w:b w:val="false"/>
                 <w:bCs w:val="false"/>
-                <w:color w:val="3A3F4B"/>
+                <w:color w:val="3F3F3F"/>
                 <w:sz w:val="20"/>
                 <w:szCs w:val="20"/>
               </w:rPr>
@@ -2481,7 +2481,7 @@
                 <w:rFonts w:ascii="Courier New" w:cs="Courier New" w:eastAsia="Courier New" w:hAnsi="Courier New"/>
                 <w:b w:val="false"/>
                 <w:bCs w:val="false"/>
-                <w:color w:val="3A3F4B"/>
+                <w:color w:val="3F3F3F"/>
                 <w:sz w:val="20"/>
                 <w:szCs w:val="20"/>
               </w:rPr>
@@ -2505,7 +2505,7 @@
                 <w:rFonts w:ascii="Courier New" w:cs="Courier New" w:eastAsia="Courier New" w:hAnsi="Courier New"/>
                 <w:b w:val="false"/>
                 <w:bCs w:val="false"/>
-                <w:color w:val="3A3F4B"/>
+                <w:color w:val="3F3F3F"/>
                 <w:sz w:val="20"/>
                 <w:szCs w:val="20"/>
               </w:rPr>
@@ -2529,7 +2529,7 @@
                 <w:rFonts w:ascii="Courier New" w:cs="Courier New" w:eastAsia="Courier New" w:hAnsi="Courier New"/>
                 <w:b w:val="false"/>
                 <w:bCs w:val="false"/>
-                <w:color w:val="3A3F4B"/>
+                <w:color w:val="3F3F3F"/>
                 <w:sz w:val="20"/>
                 <w:szCs w:val="20"/>
               </w:rPr>
@@ -2553,7 +2553,7 @@
                 <w:rFonts w:ascii="Courier New" w:cs="Courier New" w:eastAsia="Courier New" w:hAnsi="Courier New"/>
                 <w:b/>
                 <w:bCs/>
-                <w:color w:val="9A6B2C"/>
+                <w:color w:val="707070"/>
                 <w:sz w:val="20"/>
                 <w:szCs w:val="20"/>
               </w:rPr>
@@ -2566,20 +2566,20 @@
         <w:tc>
           <w:tcPr>
             <w:tcW w:type="dxa" w:w="2008"/>
-            <w:shd w:fill="F1EEE3" w:val="clear"/>
-            <w:tcMar>
-              <w:top w:type="dxa" w:w="100"/>
-              <w:left w:type="dxa" w:w="120"/>
-              <w:bottom w:type="dxa" w:w="100"/>
-              <w:right w:type="dxa" w:w="120"/>
-            </w:tcMar>
-          </w:tcPr>
-          <w:p>
-            <w:r>
-              <w:rPr>
-                <w:b w:val="false"/>
-                <w:bCs w:val="false"/>
-                <w:color w:val="3A3F4B"/>
+            <w:shd w:fill="EEEEEE" w:val="clear"/>
+            <w:tcMar>
+              <w:top w:type="dxa" w:w="100"/>
+              <w:left w:type="dxa" w:w="120"/>
+              <w:bottom w:type="dxa" w:w="100"/>
+              <w:right w:type="dxa" w:w="120"/>
+            </w:tcMar>
+          </w:tcPr>
+          <w:p>
+            <w:r>
+              <w:rPr>
+                <w:b w:val="false"/>
+                <w:bCs w:val="false"/>
+                <w:color w:val="3F3F3F"/>
                 <w:sz w:val="20"/>
                 <w:szCs w:val="20"/>
               </w:rPr>
@@ -2590,7 +2590,7 @@
         <w:tc>
           <w:tcPr>
             <w:tcW w:type="dxa" w:w="2008"/>
-            <w:shd w:fill="F1EEE3" w:val="clear"/>
+            <w:shd w:fill="EEEEEE" w:val="clear"/>
             <w:tcMar>
               <w:top w:type="dxa" w:w="100"/>
               <w:left w:type="dxa" w:w="120"/>
@@ -2604,7 +2604,7 @@
                 <w:rFonts w:ascii="Courier New" w:cs="Courier New" w:eastAsia="Courier New" w:hAnsi="Courier New"/>
                 <w:b w:val="false"/>
                 <w:bCs w:val="false"/>
-                <w:color w:val="3A3F4B"/>
+                <w:color w:val="3F3F3F"/>
                 <w:sz w:val="20"/>
                 <w:szCs w:val="20"/>
               </w:rPr>
@@ -2615,7 +2615,7 @@
         <w:tc>
           <w:tcPr>
             <w:tcW w:type="dxa" w:w="2008"/>
-            <w:shd w:fill="F1EEE3" w:val="clear"/>
+            <w:shd w:fill="EEEEEE" w:val="clear"/>
             <w:tcMar>
               <w:top w:type="dxa" w:w="100"/>
               <w:left w:type="dxa" w:w="120"/>
@@ -2629,7 +2629,7 @@
                 <w:rFonts w:ascii="Courier New" w:cs="Courier New" w:eastAsia="Courier New" w:hAnsi="Courier New"/>
                 <w:b w:val="false"/>
                 <w:bCs w:val="false"/>
-                <w:color w:val="3A3F4B"/>
+                <w:color w:val="3F3F3F"/>
                 <w:sz w:val="20"/>
                 <w:szCs w:val="20"/>
               </w:rPr>
@@ -2640,7 +2640,7 @@
         <w:tc>
           <w:tcPr>
             <w:tcW w:type="dxa" w:w="2008"/>
-            <w:shd w:fill="F1EEE3" w:val="clear"/>
+            <w:shd w:fill="EEEEEE" w:val="clear"/>
             <w:tcMar>
               <w:top w:type="dxa" w:w="100"/>
               <w:left w:type="dxa" w:w="120"/>
@@ -2654,7 +2654,7 @@
                 <w:rFonts w:ascii="Courier New" w:cs="Courier New" w:eastAsia="Courier New" w:hAnsi="Courier New"/>
                 <w:b w:val="false"/>
                 <w:bCs w:val="false"/>
-                <w:color w:val="3A3F4B"/>
+                <w:color w:val="3F3F3F"/>
                 <w:sz w:val="20"/>
                 <w:szCs w:val="20"/>
               </w:rPr>
@@ -2665,7 +2665,7 @@
         <w:tc>
           <w:tcPr>
             <w:tcW w:type="dxa" w:w="2008"/>
-            <w:shd w:fill="F1EEE3" w:val="clear"/>
+            <w:shd w:fill="EEEEEE" w:val="clear"/>
             <w:tcMar>
               <w:top w:type="dxa" w:w="100"/>
               <w:left w:type="dxa" w:w="120"/>
@@ -2679,7 +2679,7 @@
                 <w:rFonts w:ascii="Courier New" w:cs="Courier New" w:eastAsia="Courier New" w:hAnsi="Courier New"/>
                 <w:b/>
                 <w:bCs/>
-                <w:color w:val="9A6B2C"/>
+                <w:color w:val="707070"/>
                 <w:sz w:val="20"/>
                 <w:szCs w:val="20"/>
               </w:rPr>
@@ -2704,7 +2704,7 @@
               <w:rPr>
                 <w:b w:val="false"/>
                 <w:bCs w:val="false"/>
-                <w:color w:val="3A3F4B"/>
+                <w:color w:val="3F3F3F"/>
                 <w:sz w:val="20"/>
                 <w:szCs w:val="20"/>
               </w:rPr>
@@ -2728,7 +2728,7 @@
                 <w:rFonts w:ascii="Courier New" w:cs="Courier New" w:eastAsia="Courier New" w:hAnsi="Courier New"/>
                 <w:b w:val="false"/>
                 <w:bCs w:val="false"/>
-                <w:color w:val="3A3F4B"/>
+                <w:color w:val="3F3F3F"/>
                 <w:sz w:val="20"/>
                 <w:szCs w:val="20"/>
               </w:rPr>
@@ -2752,7 +2752,7 @@
                 <w:rFonts w:ascii="Courier New" w:cs="Courier New" w:eastAsia="Courier New" w:hAnsi="Courier New"/>
                 <w:b w:val="false"/>
                 <w:bCs w:val="false"/>
-                <w:color w:val="3A3F4B"/>
+                <w:color w:val="3F3F3F"/>
                 <w:sz w:val="20"/>
                 <w:szCs w:val="20"/>
               </w:rPr>
@@ -2776,7 +2776,7 @@
                 <w:rFonts w:ascii="Courier New" w:cs="Courier New" w:eastAsia="Courier New" w:hAnsi="Courier New"/>
                 <w:b w:val="false"/>
                 <w:bCs w:val="false"/>
-                <w:color w:val="3A3F4B"/>
+                <w:color w:val="3F3F3F"/>
                 <w:sz w:val="20"/>
                 <w:szCs w:val="20"/>
               </w:rPr>
@@ -2800,7 +2800,7 @@
                 <w:rFonts w:ascii="Courier New" w:cs="Courier New" w:eastAsia="Courier New" w:hAnsi="Courier New"/>
                 <w:b/>
                 <w:bCs/>
-                <w:color w:val="9A6B2C"/>
+                <w:color w:val="707070"/>
                 <w:sz w:val="20"/>
                 <w:szCs w:val="20"/>
               </w:rPr>
@@ -2816,7 +2816,7 @@
       </w:pPr>
       <w:r>
         <w:rPr>
-          <w:color w:val="3A3F4B"/>
+          <w:color w:val="3F3F3F"/>
           <w:sz w:val="22"/>
           <w:szCs w:val="22"/>
         </w:rPr>
@@ -2829,7 +2829,7 @@
       </w:pPr>
       <w:r>
         <w:rPr>
-          <w:color w:val="3A3F4B"/>
+          <w:color w:val="3F3F3F"/>
           <w:sz w:val="22"/>
           <w:szCs w:val="22"/>
         </w:rPr>
@@ -2845,7 +2845,7 @@
         <w:rPr>
           <w:b/>
           <w:bCs/>
-          <w:color w:val="14213D"/>
+          <w:color w:val="202020"/>
           <w:sz w:val="32"/>
           <w:szCs w:val="32"/>
         </w:rPr>
@@ -2858,7 +2858,7 @@
       </w:pPr>
       <w:r>
         <w:rPr>
-          <w:color w:val="3A3F4B"/>
+          <w:color w:val="3F3F3F"/>
           <w:sz w:val="22"/>
           <w:szCs w:val="22"/>
         </w:rPr>
@@ -2876,7 +2876,7 @@
       </w:pPr>
       <w:r>
         <w:rPr>
-          <w:color w:val="3A3F4B"/>
+          <w:color w:val="3F3F3F"/>
           <w:sz w:val="22"/>
           <w:szCs w:val="22"/>
         </w:rPr>
@@ -2894,7 +2894,7 @@
       </w:pPr>
       <w:r>
         <w:rPr>
-          <w:color w:val="3A3F4B"/>
+          <w:color w:val="3F3F3F"/>
           <w:sz w:val="22"/>
           <w:szCs w:val="22"/>
         </w:rPr>
@@ -2912,7 +2912,7 @@
       </w:pPr>
       <w:r>
         <w:rPr>
-          <w:color w:val="3A3F4B"/>
+          <w:color w:val="3F3F3F"/>
           <w:sz w:val="22"/>
           <w:szCs w:val="22"/>
         </w:rPr>
@@ -2928,7 +2928,7 @@
         <w:rPr>
           <w:b/>
           <w:bCs/>
-          <w:color w:val="14213D"/>
+          <w:color w:val="202020"/>
           <w:sz w:val="32"/>
           <w:szCs w:val="32"/>
         </w:rPr>
@@ -2946,7 +2946,7 @@
       </w:pPr>
       <w:r>
         <w:rPr>
-          <w:color w:val="3A3F4B"/>
+          <w:color w:val="3F3F3F"/>
           <w:sz w:val="22"/>
           <w:szCs w:val="22"/>
         </w:rPr>
@@ -2964,7 +2964,7 @@
       </w:pPr>
       <w:r>
         <w:rPr>
-          <w:color w:val="3A3F4B"/>
+          <w:color w:val="3F3F3F"/>
           <w:sz w:val="22"/>
           <w:szCs w:val="22"/>
         </w:rPr>
@@ -2982,7 +2982,7 @@
       </w:pPr>
       <w:r>
         <w:rPr>
-          <w:color w:val="3A3F4B"/>
+          <w:color w:val="3F3F3F"/>
           <w:sz w:val="22"/>
           <w:szCs w:val="22"/>
         </w:rPr>
@@ -3000,7 +3000,7 @@
       </w:pPr>
       <w:r>
         <w:rPr>
-          <w:color w:val="3A3F4B"/>
+          <w:color w:val="3F3F3F"/>
           <w:sz w:val="22"/>
           <w:szCs w:val="22"/>
         </w:rPr>
@@ -3016,7 +3016,7 @@
         <w:rPr>
           <w:b/>
           <w:bCs/>
-          <w:color w:val="14213D"/>
+          <w:color w:val="202020"/>
           <w:sz w:val="32"/>
           <w:szCs w:val="32"/>
         </w:rPr>
@@ -3026,7 +3026,7 @@
     <w:p>
       <w:pPr>
         <w:pBdr>
-          <w:bottom w:val="single" w:color="D8D3C4" w:sz="4"/>
+          <w:bottom w:val="single" w:color="D3D3D3" w:sz="4"/>
         </w:pBdr>
         <w:spacing w:after="220"/>
       </w:pPr>
@@ -3037,7 +3037,7 @@
     <w:p>
       <w:pPr>
         <w:pBdr>
-          <w:bottom w:val="single" w:color="D8D3C4" w:sz="4"/>
+          <w:bottom w:val="single" w:color="D3D3D3" w:sz="4"/>
         </w:pBdr>
         <w:spacing w:after="220"/>
       </w:pPr>
@@ -3048,7 +3048,7 @@
     <w:p>
       <w:pPr>
         <w:pBdr>
-          <w:bottom w:val="single" w:color="D8D3C4" w:sz="4"/>
+          <w:bottom w:val="single" w:color="D3D3D3" w:sz="4"/>
         </w:pBdr>
         <w:spacing w:after="220"/>
       </w:pPr>
@@ -3059,7 +3059,7 @@
     <w:p>
       <w:pPr>
         <w:pBdr>
-          <w:bottom w:val="single" w:color="D8D3C4" w:sz="4"/>
+          <w:bottom w:val="single" w:color="D3D3D3" w:sz="4"/>
         </w:pBdr>
         <w:spacing w:after="220"/>
       </w:pPr>
@@ -3070,7 +3070,7 @@
     <w:p>
       <w:pPr>
         <w:pBdr>
-          <w:bottom w:val="single" w:color="D8D3C4" w:sz="4"/>
+          <w:bottom w:val="single" w:color="D3D3D3" w:sz="4"/>
         </w:pBdr>
         <w:spacing w:after="220"/>
       </w:pPr>
@@ -3081,7 +3081,7 @@
     <w:p>
       <w:pPr>
         <w:pBdr>
-          <w:bottom w:val="single" w:color="D8D3C4" w:sz="4"/>
+          <w:bottom w:val="single" w:color="D3D3D3" w:sz="4"/>
         </w:pBdr>
         <w:spacing w:after="220"/>
       </w:pPr>
@@ -3330,7 +3330,7 @@
     <w:next w:val="Normal"/>
     <w:qFormat/>
     <w:rPr>
-      <w:color w:val="2E74B5"/>
+      <w:color w:val="6A6A6A"/>
       <w:sz w:val="32"/>
       <w:szCs w:val="32"/>
     </w:rPr>
@@ -3341,7 +3341,7 @@
     <w:next w:val="Normal"/>
     <w:qFormat/>
     <w:rPr>
-      <w:color w:val="2E74B5"/>
+      <w:color w:val="6A6A6A"/>
       <w:sz w:val="26"/>
       <w:szCs w:val="26"/>
     </w:rPr>
@@ -3352,7 +3352,7 @@
     <w:next w:val="Normal"/>
     <w:qFormat/>
     <w:rPr>
-      <w:color w:val="1F4D78"/>
+      <w:color w:val="464646"/>
       <w:sz w:val="24"/>
       <w:szCs w:val="24"/>
     </w:rPr>
@@ -3365,7 +3365,7 @@
     <w:rPr>
       <w:i/>
       <w:iCs/>
-      <w:color w:val="2E74B5"/>
+      <w:color w:val="6A6A6A"/>
     </w:rPr>
   </w:style>
   <w:style w:type="paragraph" w:styleId="Heading5">
@@ -3374,7 +3374,7 @@
     <w:next w:val="Normal"/>
     <w:qFormat/>
     <w:rPr>
-      <w:color w:val="2E74B5"/>
+      <w:color w:val="6A6A6A"/>
     </w:rPr>
   </w:style>
   <w:style w:type="paragraph" w:styleId="Heading6">
@@ -3383,7 +3383,7 @@
     <w:next w:val="Normal"/>
     <w:qFormat/>
     <w:rPr>
-      <w:color w:val="1F4D78"/>
+      <w:color w:val="464646"/>
     </w:rPr>
   </w:style>
   <w:style w:type="paragraph" w:styleId="Strong">
@@ -3407,7 +3407,7 @@
     <w:uiPriority w:val="99"/>
     <w:unhideWhenUsed/>
     <w:rPr>
-      <w:color w:val="0563C1"/>
+      <w:color w:val="565656"/>
       <w:u w:val="single"/>
     </w:rPr>
   </w:style>
